--- a/data/exports/kcet-iupac-nomenclature_revision_notes.docx
+++ b/data/exports/kcet-iupac-nomenclature_revision_notes.docx
@@ -189,7 +189,7 @@
                 <w:color w:val="2D3748"/>
                 <w:sz w:val="19"/>
               </w:rPr>
-              <w:t>Kcet Iupac Nomenclature - Core Application</w:t>
+              <w:t>Basics Of Organic Chemistry — Applied Cases, Reactions &amp; Traps</w:t>
             </w:r>
           </w:p>
         </w:tc>
@@ -209,7 +209,7 @@
               <w:rPr>
                 <w:sz w:val="19"/>
               </w:rPr>
-              <w:t>5 PYQs</w:t>
+              <w:t>4 PYQs</w:t>
             </w:r>
           </w:p>
         </w:tc>
@@ -230,7 +230,181 @@
                 <w:color w:val="718096"/>
                 <w:sz w:val="19"/>
               </w:rPr>
-              <w:t>General Concept</w:t>
+              <w:t>Applied Topics</w:t>
+            </w:r>
+          </w:p>
+        </w:tc>
+      </w:tr>
+      <w:tr>
+        <w:tc>
+          <w:tcPr>
+            <w:tcW w:type="dxa" w:w="2160"/>
+            <w:shd w:fill="FFFFFF"/>
+            <w:tcMar>
+              <w:top w:w="80" w:type="dxa"/>
+              <w:bottom w:w="80" w:type="dxa"/>
+              <w:left w:w="150" w:type="dxa"/>
+              <w:right w:w="150" w:type="dxa"/>
+            </w:tcMar>
+          </w:tcPr>
+          <w:p>
+            <w:r>
+              <w:rPr>
+                <w:b/>
+                <w:color w:val="718096"/>
+                <w:sz w:val="19"/>
+              </w:rPr>
+              <w:t>Standard</w:t>
+            </w:r>
+          </w:p>
+        </w:tc>
+        <w:tc>
+          <w:tcPr>
+            <w:tcW w:type="dxa" w:w="4320"/>
+            <w:shd w:fill="FFFFFF"/>
+            <w:tcMar>
+              <w:top w:w="80" w:type="dxa"/>
+              <w:bottom w:w="80" w:type="dxa"/>
+              <w:left w:w="150" w:type="dxa"/>
+              <w:right w:w="150" w:type="dxa"/>
+            </w:tcMar>
+          </w:tcPr>
+          <w:p>
+            <w:r>
+              <w:rPr>
+                <w:b/>
+                <w:color w:val="2D3748"/>
+                <w:sz w:val="19"/>
+              </w:rPr>
+              <w:t>Basics Of Organic Chemistry — Standard Calculations &amp; Problem Archetypes</w:t>
+            </w:r>
+          </w:p>
+        </w:tc>
+        <w:tc>
+          <w:tcPr>
+            <w:tcW w:type="dxa" w:w="1728"/>
+            <w:shd w:fill="FFFFFF"/>
+            <w:tcMar>
+              <w:top w:w="80" w:type="dxa"/>
+              <w:bottom w:w="80" w:type="dxa"/>
+              <w:left w:w="150" w:type="dxa"/>
+              <w:right w:w="150" w:type="dxa"/>
+            </w:tcMar>
+          </w:tcPr>
+          <w:p>
+            <w:r>
+              <w:rPr>
+                <w:sz w:val="19"/>
+              </w:rPr>
+              <w:t>1 PYQs</w:t>
+            </w:r>
+          </w:p>
+        </w:tc>
+        <w:tc>
+          <w:tcPr>
+            <w:tcW w:type="dxa" w:w="1872"/>
+            <w:shd w:fill="FFFFFF"/>
+            <w:tcMar>
+              <w:top w:w="80" w:type="dxa"/>
+              <w:bottom w:w="80" w:type="dxa"/>
+              <w:left w:w="150" w:type="dxa"/>
+              <w:right w:w="150" w:type="dxa"/>
+            </w:tcMar>
+          </w:tcPr>
+          <w:p>
+            <w:r>
+              <w:rPr>
+                <w:color w:val="718096"/>
+                <w:sz w:val="19"/>
+              </w:rPr>
+              <w:t>Quantitative Analysis</w:t>
+            </w:r>
+          </w:p>
+        </w:tc>
+      </w:tr>
+      <w:tr>
+        <w:tc>
+          <w:tcPr>
+            <w:tcW w:type="dxa" w:w="2160"/>
+            <w:shd w:fill="F7FAFC"/>
+            <w:tcMar>
+              <w:top w:w="80" w:type="dxa"/>
+              <w:bottom w:w="80" w:type="dxa"/>
+              <w:left w:w="150" w:type="dxa"/>
+              <w:right w:w="150" w:type="dxa"/>
+            </w:tcMar>
+          </w:tcPr>
+          <w:p>
+            <w:r>
+              <w:rPr>
+                <w:b/>
+                <w:color w:val="718096"/>
+                <w:sz w:val="19"/>
+              </w:rPr>
+              <w:t>Standard</w:t>
+            </w:r>
+          </w:p>
+        </w:tc>
+        <w:tc>
+          <w:tcPr>
+            <w:tcW w:type="dxa" w:w="4320"/>
+            <w:shd w:fill="F7FAFC"/>
+            <w:tcMar>
+              <w:top w:w="80" w:type="dxa"/>
+              <w:bottom w:w="80" w:type="dxa"/>
+              <w:left w:w="150" w:type="dxa"/>
+              <w:right w:w="150" w:type="dxa"/>
+            </w:tcMar>
+          </w:tcPr>
+          <w:p>
+            <w:r>
+              <w:rPr>
+                <w:b/>
+                <w:color w:val="2D3748"/>
+                <w:sz w:val="19"/>
+              </w:rPr>
+              <w:t>Basics Of Organic Chemistry — Core Principles &amp; Governing Laws</w:t>
+            </w:r>
+          </w:p>
+        </w:tc>
+        <w:tc>
+          <w:tcPr>
+            <w:tcW w:type="dxa" w:w="1728"/>
+            <w:shd w:fill="F7FAFC"/>
+            <w:tcMar>
+              <w:top w:w="80" w:type="dxa"/>
+              <w:bottom w:w="80" w:type="dxa"/>
+              <w:left w:w="150" w:type="dxa"/>
+              <w:right w:w="150" w:type="dxa"/>
+            </w:tcMar>
+          </w:tcPr>
+          <w:p>
+            <w:r>
+              <w:rPr>
+                <w:sz w:val="19"/>
+              </w:rPr>
+              <w:t>0 PYQs</w:t>
+            </w:r>
+          </w:p>
+        </w:tc>
+        <w:tc>
+          <w:tcPr>
+            <w:tcW w:type="dxa" w:w="1872"/>
+            <w:shd w:fill="F7FAFC"/>
+            <w:tcMar>
+              <w:top w:w="80" w:type="dxa"/>
+              <w:bottom w:w="80" w:type="dxa"/>
+              <w:left w:w="150" w:type="dxa"/>
+              <w:right w:w="150" w:type="dxa"/>
+            </w:tcMar>
+          </w:tcPr>
+          <w:p>
+            <w:r>
+              <w:rPr>
+                <w:color w:val="718096"/>
+                <w:sz w:val="19"/>
+              </w:rPr>
+              <w:t>Core Principle</w:t>
             </w:r>
           </w:p>
         </w:tc>
@@ -311,6 +485,52 @@
           </w:p>
         </w:tc>
       </w:tr>
+      <w:tr>
+        <w:tc>
+          <w:tcPr>
+            <w:tcW w:type="dxa" w:w="3600"/>
+            <w:shd w:fill="F7FAFC"/>
+            <w:tcMar>
+              <w:top w:w="100" w:type="dxa"/>
+              <w:bottom w:w="100" w:type="dxa"/>
+              <w:left w:w="150" w:type="dxa"/>
+              <w:right w:w="150" w:type="dxa"/>
+            </w:tcMar>
+          </w:tcPr>
+          <w:p>
+            <w:r>
+              <w:rPr>
+                <w:b/>
+                <w:color w:val="1A365D"/>
+                <w:sz w:val="19"/>
+              </w:rPr>
+              <w:t>Basics Of Organic Chemistry — Applied Cases, Reactions &amp; Traps</w:t>
+            </w:r>
+          </w:p>
+        </w:tc>
+        <w:tc>
+          <w:tcPr>
+            <w:tcW w:type="dxa" w:w="6480"/>
+            <w:shd w:fill="F7FAFC"/>
+            <w:tcMar>
+              <w:top w:w="100" w:type="dxa"/>
+              <w:bottom w:w="100" w:type="dxa"/>
+              <w:left w:w="150" w:type="dxa"/>
+              <w:right w:w="150" w:type="dxa"/>
+            </w:tcMar>
+          </w:tcPr>
+          <w:p>
+            <w:r>
+              <w:rPr>
+                <w:rFonts w:ascii="Cambria Math" w:hAnsi="Cambria Math"/>
+                <w:color w:val="2D3748"/>
+                <w:sz w:val="19"/>
+              </w:rPr>
+              <w:t>\text{C}_{n}\text{H}_{2n+2}, \quad HC \equiv C-CH=CH-CH=CH_{2}, \quad \text{C}_{20}\text{H}_{42}</w:t>
+            </w:r>
+          </w:p>
+        </w:tc>
+      </w:tr>
     </w:tbl>
     <w:p>
       <w:pPr>
@@ -338,7 +558,7 @@
           <w:color w:val="2B6CB0"/>
           <w:sz w:val="24"/>
         </w:rPr>
-        <w:t>3.1 Kcet Iupac Nomenclature - Core Application (Moderate Yield — 5 PYQs)</w:t>
+        <w:t>3.1 Basics Of Organic Chemistry — Applied Cases, Reactions &amp; Traps (Moderate Yield — 4 PYQs)</w:t>
       </w:r>
     </w:p>
     <w:p>
@@ -353,7 +573,7 @@
         <w:rPr>
           <w:sz w:val="20"/>
         </w:rPr>
-        <w:t>Key problem pattern in Kcet Iupac Nomenclature.</w:t>
+        <w:t>Special cases, experimental observations, and conceptual traps designed to test deep understanding of Basics Of Organic Chemistry.</w:t>
       </w:r>
     </w:p>
     <w:tbl>
@@ -391,7 +611,7 @@
                 <w:color w:val="2D3748"/>
                 <w:sz w:val="19"/>
               </w:rPr>
-              <w:t>Watch for algebraic and sign errors.</w:t>
+              <w:t>Read questions carefully for keywords like 'incorrect', 'not true', or non-standard conditions.</w:t>
             </w:r>
           </w:p>
         </w:tc>
@@ -432,7 +652,7 @@
                 <w:color w:val="2D3748"/>
                 <w:sz w:val="19"/>
               </w:rPr>
-              <w:t>Verify dimensions and boundary conditions.</w:t>
+              <w:t>Elimination of extreme or unphysical answer choices improves accuracy in assertion-reason and multiple-statement questions.</w:t>
             </w:r>
           </w:p>
         </w:tc>
@@ -522,6 +742,341 @@
           <w:sz w:val="18"/>
         </w:rPr>
         <w:t xml:space="preserve">"IUPAC name of the compound is..."  </w:t>
+      </w:r>
+      <w:r>
+        <w:rPr>
+          <w:b/>
+          <w:color w:val="2B6CB0"/>
+          <w:sz w:val="18"/>
+        </w:rPr>
+        <w:t>[Ans: N/A]</w:t>
+      </w:r>
+    </w:p>
+    <w:p>
+      <w:pPr>
+        <w:spacing w:after="120"/>
+      </w:pPr>
+    </w:p>
+    <w:p>
+      <w:pPr>
+        <w:pStyle w:val="Heading2"/>
+      </w:pPr>
+      <w:r>
+        <w:rPr>
+          <w:color w:val="2B6CB0"/>
+          <w:sz w:val="24"/>
+        </w:rPr>
+        <w:t>3.2 Basics Of Organic Chemistry — Standard Calculations &amp; Problem Archetypes (Standard Yield — 1 PYQs)</w:t>
+      </w:r>
+    </w:p>
+    <w:p>
+      <w:r>
+        <w:rPr>
+          <w:b/>
+          <w:sz w:val="20"/>
+        </w:rPr>
+        <w:t xml:space="preserve">Core Principle: </w:t>
+      </w:r>
+      <w:r>
+        <w:rPr>
+          <w:sz w:val="20"/>
+        </w:rPr>
+        <w:t>Quantitative numerical problem-solving techniques and standard question patterns frequently seen in Basics Of Organic Chemistry.</w:t>
+      </w:r>
+    </w:p>
+    <w:tbl>
+      <w:tblPr>
+        <w:tblW w:type="auto" w:w="0"/>
+        <w:jc w:val="center"/>
+        <w:tblLook w:firstColumn="1" w:firstRow="1" w:lastColumn="0" w:lastRow="0" w:noHBand="0" w:noVBand="1" w:val="04A0"/>
+      </w:tblPr>
+      <w:tblGrid>
+        <w:gridCol w:w="10080"/>
+      </w:tblGrid>
+      <w:tr>
+        <w:tc>
+          <w:tcPr>
+            <w:tcW w:type="dxa" w:w="10080"/>
+            <w:shd w:fill="FFF5F5"/>
+            <w:tcMar>
+              <w:top w:w="100" w:type="dxa"/>
+              <w:bottom w:w="100" w:type="dxa"/>
+              <w:left w:w="150" w:type="dxa"/>
+              <w:right w:w="150" w:type="dxa"/>
+            </w:tcMar>
+          </w:tcPr>
+          <w:p>
+            <w:r>
+              <w:rPr>
+                <w:b/>
+                <w:color w:val="C53030"/>
+                <w:sz w:val="19"/>
+              </w:rPr>
+              <w:t xml:space="preserve">⚠️ Common Trap / JEE Pitfall: </w:t>
+            </w:r>
+            <w:r>
+              <w:rPr>
+                <w:color w:val="2D3748"/>
+                <w:sz w:val="19"/>
+              </w:rPr>
+              <w:t>Watch for algebraic rounding, stoichiometric balancing, and boundary condition checks.</w:t>
+            </w:r>
+          </w:p>
+        </w:tc>
+      </w:tr>
+    </w:tbl>
+    <w:tbl>
+      <w:tblPr>
+        <w:tblW w:type="auto" w:w="0"/>
+        <w:jc w:val="center"/>
+        <w:tblLook w:firstColumn="1" w:firstRow="1" w:lastColumn="0" w:lastRow="0" w:noHBand="0" w:noVBand="1" w:val="04A0"/>
+      </w:tblPr>
+      <w:tblGrid>
+        <w:gridCol w:w="10080"/>
+      </w:tblGrid>
+      <w:tr>
+        <w:tc>
+          <w:tcPr>
+            <w:tcW w:type="dxa" w:w="10080"/>
+            <w:shd w:fill="F0FFF4"/>
+            <w:tcMar>
+              <w:top w:w="100" w:type="dxa"/>
+              <w:bottom w:w="100" w:type="dxa"/>
+              <w:left w:w="150" w:type="dxa"/>
+              <w:right w:w="150" w:type="dxa"/>
+            </w:tcMar>
+          </w:tcPr>
+          <w:p>
+            <w:r>
+              <w:rPr>
+                <w:b/>
+                <w:color w:val="276749"/>
+                <w:sz w:val="19"/>
+              </w:rPr>
+              <w:t xml:space="preserve">💡 Speed Hack / Trick: </w:t>
+            </w:r>
+            <w:r>
+              <w:rPr>
+                <w:color w:val="2D3748"/>
+                <w:sz w:val="19"/>
+              </w:rPr>
+              <w:t>Dimensional consistency checks and ratio comparisons can quickly eliminate incorrect options.</w:t>
+            </w:r>
+          </w:p>
+        </w:tc>
+      </w:tr>
+    </w:tbl>
+    <w:p>
+      <w:pPr>
+        <w:spacing w:before="120" w:after="40"/>
+      </w:pPr>
+      <w:r>
+        <w:rPr>
+          <w:b/>
+          <w:color w:val="1A365D"/>
+          <w:sz w:val="19"/>
+        </w:rPr>
+        <w:t>Source PYQs testing this concept:</w:t>
+      </w:r>
+    </w:p>
+    <w:p>
+      <w:pPr>
+        <w:pStyle w:val="ListBullet"/>
+        <w:spacing w:after="40"/>
+      </w:pPr>
+      <w:r>
+        <w:rPr>
+          <w:b/>
+          <w:sz w:val="18"/>
+        </w:rPr>
+        <w:t xml:space="preserve">[2021 Shift] Q#1 (MCQ): </w:t>
+      </w:r>
+      <w:r>
+        <w:rPr>
+          <w:sz w:val="18"/>
+        </w:rPr>
+        <w:t xml:space="preserve">"The correct IUPAC name of..."  </w:t>
+      </w:r>
+      <w:r>
+        <w:rPr>
+          <w:b/>
+          <w:color w:val="2B6CB0"/>
+          <w:sz w:val="18"/>
+        </w:rPr>
+        <w:t>[Ans: N/A]</w:t>
+      </w:r>
+    </w:p>
+    <w:p>
+      <w:pPr>
+        <w:spacing w:after="120"/>
+      </w:pPr>
+    </w:p>
+    <w:p>
+      <w:pPr>
+        <w:pStyle w:val="Heading2"/>
+      </w:pPr>
+      <w:r>
+        <w:rPr>
+          <w:color w:val="2B6CB0"/>
+          <w:sz w:val="24"/>
+        </w:rPr>
+        <w:t>3.3 Basics Of Organic Chemistry — Core Principles &amp; Governing Laws (Standard Yield — 0 PYQs)</w:t>
+      </w:r>
+    </w:p>
+    <w:p>
+      <w:r>
+        <w:rPr>
+          <w:b/>
+          <w:sz w:val="20"/>
+        </w:rPr>
+        <w:t xml:space="preserve">Core Principle: </w:t>
+      </w:r>
+      <w:r>
+        <w:rPr>
+          <w:sz w:val="20"/>
+        </w:rPr>
+        <w:t>Fundamental definitions, core postulates, and governing physical/chemical relations in Basics Of Organic Chemistry.</w:t>
+      </w:r>
+    </w:p>
+    <w:tbl>
+      <w:tblPr>
+        <w:tblW w:type="auto" w:w="0"/>
+        <w:jc w:val="center"/>
+        <w:tblLook w:firstColumn="1" w:firstRow="1" w:lastColumn="0" w:lastRow="0" w:noHBand="0" w:noVBand="1" w:val="04A0"/>
+      </w:tblPr>
+      <w:tblGrid>
+        <w:gridCol w:w="10080"/>
+      </w:tblGrid>
+      <w:tr>
+        <w:tc>
+          <w:tcPr>
+            <w:tcW w:type="dxa" w:w="10080"/>
+            <w:shd w:fill="FFF5F5"/>
+            <w:tcMar>
+              <w:top w:w="100" w:type="dxa"/>
+              <w:bottom w:w="100" w:type="dxa"/>
+              <w:left w:w="150" w:type="dxa"/>
+              <w:right w:w="150" w:type="dxa"/>
+            </w:tcMar>
+          </w:tcPr>
+          <w:p>
+            <w:r>
+              <w:rPr>
+                <w:b/>
+                <w:color w:val="C53030"/>
+                <w:sz w:val="19"/>
+              </w:rPr>
+              <w:t xml:space="preserve">⚠️ Common Trap / JEE Pitfall: </w:t>
+            </w:r>
+            <w:r>
+              <w:rPr>
+                <w:color w:val="2D3748"/>
+                <w:sz w:val="19"/>
+              </w:rPr>
+              <w:t>Carefully verify units, standard reference states, and sign conventions in Basics Of Organic Chemistry.</w:t>
+            </w:r>
+          </w:p>
+        </w:tc>
+      </w:tr>
+    </w:tbl>
+    <w:tbl>
+      <w:tblPr>
+        <w:tblW w:type="auto" w:w="0"/>
+        <w:jc w:val="center"/>
+        <w:tblLook w:firstColumn="1" w:firstRow="1" w:lastColumn="0" w:lastRow="0" w:noHBand="0" w:noVBand="1" w:val="04A0"/>
+      </w:tblPr>
+      <w:tblGrid>
+        <w:gridCol w:w="10080"/>
+      </w:tblGrid>
+      <w:tr>
+        <w:tc>
+          <w:tcPr>
+            <w:tcW w:type="dxa" w:w="10080"/>
+            <w:shd w:fill="F0FFF4"/>
+            <w:tcMar>
+              <w:top w:w="100" w:type="dxa"/>
+              <w:bottom w:w="100" w:type="dxa"/>
+              <w:left w:w="150" w:type="dxa"/>
+              <w:right w:w="150" w:type="dxa"/>
+            </w:tcMar>
+          </w:tcPr>
+          <w:p>
+            <w:r>
+              <w:rPr>
+                <w:b/>
+                <w:color w:val="276749"/>
+                <w:sz w:val="19"/>
+              </w:rPr>
+              <w:t xml:space="preserve">💡 Speed Hack / Trick: </w:t>
+            </w:r>
+            <w:r>
+              <w:rPr>
+                <w:color w:val="2D3748"/>
+                <w:sz w:val="19"/>
+              </w:rPr>
+              <w:t>Focus on high-yield formulas and standard limiting approximations tested in Basics Of Organic Chemistry PYQs.</w:t>
+            </w:r>
+          </w:p>
+        </w:tc>
+      </w:tr>
+    </w:tbl>
+    <w:p>
+      <w:pPr>
+        <w:spacing w:before="120" w:after="40"/>
+      </w:pPr>
+      <w:r>
+        <w:rPr>
+          <w:b/>
+          <w:color w:val="1A365D"/>
+          <w:sz w:val="19"/>
+        </w:rPr>
+        <w:t>Source PYQs testing this concept:</w:t>
+      </w:r>
+    </w:p>
+    <w:p>
+      <w:pPr>
+        <w:pStyle w:val="ListBullet"/>
+        <w:spacing w:after="40"/>
+      </w:pPr>
+      <w:r>
+        <w:rPr>
+          <w:b/>
+          <w:sz w:val="18"/>
+        </w:rPr>
+        <w:t xml:space="preserve">[2026 Shift] Q#1 (MCQ): </w:t>
+      </w:r>
+      <w:r>
+        <w:rPr>
+          <w:sz w:val="18"/>
+        </w:rPr>
+        <w:t xml:space="preserve">"The compound with molecular formula C_(20)H_(42) is..."  </w:t>
+      </w:r>
+      <w:r>
+        <w:rPr>
+          <w:b/>
+          <w:color w:val="2B6CB0"/>
+          <w:sz w:val="18"/>
+        </w:rPr>
+        <w:t>[Ans: C]</w:t>
+      </w:r>
+    </w:p>
+    <w:p>
+      <w:pPr>
+        <w:pStyle w:val="ListBullet"/>
+        <w:spacing w:after="40"/>
+      </w:pPr>
+      <w:r>
+        <w:rPr>
+          <w:b/>
+          <w:sz w:val="18"/>
+        </w:rPr>
+        <w:t xml:space="preserve">[2025 Shift] Q#2 (MCQ): </w:t>
+      </w:r>
+      <w:r>
+        <w:rPr>
+          <w:sz w:val="18"/>
+        </w:rPr>
+        <w:t xml:space="preserve">"The IUPAC name of the given organic compound is HC ≡ C-CH=CH-CH=CH_(2)..."  </w:t>
       </w:r>
       <w:r>
         <w:rPr>

--- a/data/exports/kcet-iupac-nomenclature_revision_notes.docx
+++ b/data/exports/kcet-iupac-nomenclature_revision_notes.docx
@@ -13,7 +13,7 @@
           <w:color w:val="1A365D"/>
           <w:sz w:val="44"/>
         </w:rPr>
-        <w:t>JEE MAIN REVISION MASTER: IUPAC NOMENCLATURES 2026 1 QUESTIONS 1.67% WEIGHTAGE</w:t>
+        <w:t>JEE MAIN REVISION MASTER: IUPAC NOMENCLATURES</w:t>
       </w:r>
     </w:p>
     <w:p>
@@ -276,7 +276,7 @@
                 <w:color w:val="2D3748"/>
                 <w:sz w:val="19"/>
               </w:rPr>
-              <w:t>Basics Of Organic Chemistry — Standard Calculations &amp; Problem Archetypes</w:t>
+              <w:t>Basics Of Organic Chemistry — Core Principles &amp; Governing Laws</w:t>
             </w:r>
           </w:p>
         </w:tc>
@@ -317,7 +317,7 @@
                 <w:color w:val="718096"/>
                 <w:sz w:val="19"/>
               </w:rPr>
-              <w:t>Quantitative Analysis</w:t>
+              <w:t>Core Principle</w:t>
             </w:r>
           </w:p>
         </w:tc>
@@ -363,7 +363,7 @@
                 <w:color w:val="2D3748"/>
                 <w:sz w:val="19"/>
               </w:rPr>
-              <w:t>Basics Of Organic Chemistry — Core Principles &amp; Governing Laws</w:t>
+              <w:t>Basics Of Organic Chemistry — Standard Calculations &amp; Problem Archetypes</w:t>
             </w:r>
           </w:p>
         </w:tc>
@@ -404,7 +404,7 @@
                 <w:color w:val="718096"/>
                 <w:sz w:val="19"/>
               </w:rPr>
-              <w:t>Core Principle</w:t>
+              <w:t>Quantitative Analysis</w:t>
             </w:r>
           </w:p>
         </w:tc>
@@ -526,7 +526,7 @@
                 <w:color w:val="2D3748"/>
                 <w:sz w:val="19"/>
               </w:rPr>
-              <w:t>\text{C}_{n}\text{H}_{2n+2}, \quad HC \equiv C-CH=CH-CH=CH_{2}, \quad \text{C}_{20}\text{H}_{42}</w:t>
+              <w:t>HC \equiv C-CH=CH-CH=CH_{2}, \quad \text{C}_{20}\text{H}_{42}, \quad \text{C}_{n}\text{H}_{2n+2}</w:t>
             </w:r>
           </w:p>
         </w:tc>
@@ -766,7 +766,161 @@
           <w:color w:val="2B6CB0"/>
           <w:sz w:val="24"/>
         </w:rPr>
-        <w:t>3.2 Basics Of Organic Chemistry — Standard Calculations &amp; Problem Archetypes (Standard Yield — 1 PYQs)</w:t>
+        <w:t>3.2 Basics Of Organic Chemistry — Core Principles &amp; Governing Laws (Standard Yield — 1 PYQs)</w:t>
+      </w:r>
+    </w:p>
+    <w:p>
+      <w:r>
+        <w:rPr>
+          <w:b/>
+          <w:sz w:val="20"/>
+        </w:rPr>
+        <w:t xml:space="preserve">Core Principle: </w:t>
+      </w:r>
+      <w:r>
+        <w:rPr>
+          <w:sz w:val="20"/>
+        </w:rPr>
+        <w:t>Fundamental definitions, core postulates, and governing physical/chemical relations in Basics Of Organic Chemistry.</w:t>
+      </w:r>
+    </w:p>
+    <w:tbl>
+      <w:tblPr>
+        <w:tblW w:type="auto" w:w="0"/>
+        <w:jc w:val="center"/>
+        <w:tblLook w:firstColumn="1" w:firstRow="1" w:lastColumn="0" w:lastRow="0" w:noHBand="0" w:noVBand="1" w:val="04A0"/>
+      </w:tblPr>
+      <w:tblGrid>
+        <w:gridCol w:w="10080"/>
+      </w:tblGrid>
+      <w:tr>
+        <w:tc>
+          <w:tcPr>
+            <w:tcW w:type="dxa" w:w="10080"/>
+            <w:shd w:fill="FFF5F5"/>
+            <w:tcMar>
+              <w:top w:w="100" w:type="dxa"/>
+              <w:bottom w:w="100" w:type="dxa"/>
+              <w:left w:w="150" w:type="dxa"/>
+              <w:right w:w="150" w:type="dxa"/>
+            </w:tcMar>
+          </w:tcPr>
+          <w:p>
+            <w:r>
+              <w:rPr>
+                <w:b/>
+                <w:color w:val="C53030"/>
+                <w:sz w:val="19"/>
+              </w:rPr>
+              <w:t xml:space="preserve">⚠️ Common Trap / JEE Pitfall: </w:t>
+            </w:r>
+            <w:r>
+              <w:rPr>
+                <w:color w:val="2D3748"/>
+                <w:sz w:val="19"/>
+              </w:rPr>
+              <w:t>Carefully verify units, standard reference states, and sign conventions in Basics Of Organic Chemistry.</w:t>
+            </w:r>
+          </w:p>
+        </w:tc>
+      </w:tr>
+    </w:tbl>
+    <w:tbl>
+      <w:tblPr>
+        <w:tblW w:type="auto" w:w="0"/>
+        <w:jc w:val="center"/>
+        <w:tblLook w:firstColumn="1" w:firstRow="1" w:lastColumn="0" w:lastRow="0" w:noHBand="0" w:noVBand="1" w:val="04A0"/>
+      </w:tblPr>
+      <w:tblGrid>
+        <w:gridCol w:w="10080"/>
+      </w:tblGrid>
+      <w:tr>
+        <w:tc>
+          <w:tcPr>
+            <w:tcW w:type="dxa" w:w="10080"/>
+            <w:shd w:fill="F0FFF4"/>
+            <w:tcMar>
+              <w:top w:w="100" w:type="dxa"/>
+              <w:bottom w:w="100" w:type="dxa"/>
+              <w:left w:w="150" w:type="dxa"/>
+              <w:right w:w="150" w:type="dxa"/>
+            </w:tcMar>
+          </w:tcPr>
+          <w:p>
+            <w:r>
+              <w:rPr>
+                <w:b/>
+                <w:color w:val="276749"/>
+                <w:sz w:val="19"/>
+              </w:rPr>
+              <w:t xml:space="preserve">💡 Speed Hack / Trick: </w:t>
+            </w:r>
+            <w:r>
+              <w:rPr>
+                <w:color w:val="2D3748"/>
+                <w:sz w:val="19"/>
+              </w:rPr>
+              <w:t>Focus on high-yield formulas and standard limiting approximations tested in Basics Of Organic Chemistry PYQs.</w:t>
+            </w:r>
+          </w:p>
+        </w:tc>
+      </w:tr>
+    </w:tbl>
+    <w:p>
+      <w:pPr>
+        <w:spacing w:before="120" w:after="40"/>
+      </w:pPr>
+      <w:r>
+        <w:rPr>
+          <w:b/>
+          <w:color w:val="1A365D"/>
+          <w:sz w:val="19"/>
+        </w:rPr>
+        <w:t>Source PYQs testing this concept:</w:t>
+      </w:r>
+    </w:p>
+    <w:p>
+      <w:pPr>
+        <w:pStyle w:val="ListBullet"/>
+        <w:spacing w:after="40"/>
+      </w:pPr>
+      <w:r>
+        <w:rPr>
+          <w:b/>
+          <w:sz w:val="18"/>
+        </w:rPr>
+        <w:t xml:space="preserve">[2021 Shift] Q#1 (MCQ): </w:t>
+      </w:r>
+      <w:r>
+        <w:rPr>
+          <w:sz w:val="18"/>
+        </w:rPr>
+        <w:t xml:space="preserve">"The correct IUPAC name of..."  </w:t>
+      </w:r>
+      <w:r>
+        <w:rPr>
+          <w:b/>
+          <w:color w:val="2B6CB0"/>
+          <w:sz w:val="18"/>
+        </w:rPr>
+        <w:t>[Ans: N/A]</w:t>
+      </w:r>
+    </w:p>
+    <w:p>
+      <w:pPr>
+        <w:spacing w:after="120"/>
+      </w:pPr>
+    </w:p>
+    <w:p>
+      <w:pPr>
+        <w:pStyle w:val="Heading2"/>
+      </w:pPr>
+      <w:r>
+        <w:rPr>
+          <w:color w:val="2B6CB0"/>
+          <w:sz w:val="24"/>
+        </w:rPr>
+        <w:t>3.3 Basics Of Organic Chemistry — Standard Calculations &amp; Problem Archetypes (Standard Yield — 0 PYQs)</w:t>
       </w:r>
     </w:p>
     <w:p>
@@ -861,160 +1015,6 @@
                 <w:sz w:val="19"/>
               </w:rPr>
               <w:t>Dimensional consistency checks and ratio comparisons can quickly eliminate incorrect options.</w:t>
-            </w:r>
-          </w:p>
-        </w:tc>
-      </w:tr>
-    </w:tbl>
-    <w:p>
-      <w:pPr>
-        <w:spacing w:before="120" w:after="40"/>
-      </w:pPr>
-      <w:r>
-        <w:rPr>
-          <w:b/>
-          <w:color w:val="1A365D"/>
-          <w:sz w:val="19"/>
-        </w:rPr>
-        <w:t>Source PYQs testing this concept:</w:t>
-      </w:r>
-    </w:p>
-    <w:p>
-      <w:pPr>
-        <w:pStyle w:val="ListBullet"/>
-        <w:spacing w:after="40"/>
-      </w:pPr>
-      <w:r>
-        <w:rPr>
-          <w:b/>
-          <w:sz w:val="18"/>
-        </w:rPr>
-        <w:t xml:space="preserve">[2021 Shift] Q#1 (MCQ): </w:t>
-      </w:r>
-      <w:r>
-        <w:rPr>
-          <w:sz w:val="18"/>
-        </w:rPr>
-        <w:t xml:space="preserve">"The correct IUPAC name of..."  </w:t>
-      </w:r>
-      <w:r>
-        <w:rPr>
-          <w:b/>
-          <w:color w:val="2B6CB0"/>
-          <w:sz w:val="18"/>
-        </w:rPr>
-        <w:t>[Ans: N/A]</w:t>
-      </w:r>
-    </w:p>
-    <w:p>
-      <w:pPr>
-        <w:spacing w:after="120"/>
-      </w:pPr>
-    </w:p>
-    <w:p>
-      <w:pPr>
-        <w:pStyle w:val="Heading2"/>
-      </w:pPr>
-      <w:r>
-        <w:rPr>
-          <w:color w:val="2B6CB0"/>
-          <w:sz w:val="24"/>
-        </w:rPr>
-        <w:t>3.3 Basics Of Organic Chemistry — Core Principles &amp; Governing Laws (Standard Yield — 0 PYQs)</w:t>
-      </w:r>
-    </w:p>
-    <w:p>
-      <w:r>
-        <w:rPr>
-          <w:b/>
-          <w:sz w:val="20"/>
-        </w:rPr>
-        <w:t xml:space="preserve">Core Principle: </w:t>
-      </w:r>
-      <w:r>
-        <w:rPr>
-          <w:sz w:val="20"/>
-        </w:rPr>
-        <w:t>Fundamental definitions, core postulates, and governing physical/chemical relations in Basics Of Organic Chemistry.</w:t>
-      </w:r>
-    </w:p>
-    <w:tbl>
-      <w:tblPr>
-        <w:tblW w:type="auto" w:w="0"/>
-        <w:jc w:val="center"/>
-        <w:tblLook w:firstColumn="1" w:firstRow="1" w:lastColumn="0" w:lastRow="0" w:noHBand="0" w:noVBand="1" w:val="04A0"/>
-      </w:tblPr>
-      <w:tblGrid>
-        <w:gridCol w:w="10080"/>
-      </w:tblGrid>
-      <w:tr>
-        <w:tc>
-          <w:tcPr>
-            <w:tcW w:type="dxa" w:w="10080"/>
-            <w:shd w:fill="FFF5F5"/>
-            <w:tcMar>
-              <w:top w:w="100" w:type="dxa"/>
-              <w:bottom w:w="100" w:type="dxa"/>
-              <w:left w:w="150" w:type="dxa"/>
-              <w:right w:w="150" w:type="dxa"/>
-            </w:tcMar>
-          </w:tcPr>
-          <w:p>
-            <w:r>
-              <w:rPr>
-                <w:b/>
-                <w:color w:val="C53030"/>
-                <w:sz w:val="19"/>
-              </w:rPr>
-              <w:t xml:space="preserve">⚠️ Common Trap / JEE Pitfall: </w:t>
-            </w:r>
-            <w:r>
-              <w:rPr>
-                <w:color w:val="2D3748"/>
-                <w:sz w:val="19"/>
-              </w:rPr>
-              <w:t>Carefully verify units, standard reference states, and sign conventions in Basics Of Organic Chemistry.</w:t>
-            </w:r>
-          </w:p>
-        </w:tc>
-      </w:tr>
-    </w:tbl>
-    <w:tbl>
-      <w:tblPr>
-        <w:tblW w:type="auto" w:w="0"/>
-        <w:jc w:val="center"/>
-        <w:tblLook w:firstColumn="1" w:firstRow="1" w:lastColumn="0" w:lastRow="0" w:noHBand="0" w:noVBand="1" w:val="04A0"/>
-      </w:tblPr>
-      <w:tblGrid>
-        <w:gridCol w:w="10080"/>
-      </w:tblGrid>
-      <w:tr>
-        <w:tc>
-          <w:tcPr>
-            <w:tcW w:type="dxa" w:w="10080"/>
-            <w:shd w:fill="F0FFF4"/>
-            <w:tcMar>
-              <w:top w:w="100" w:type="dxa"/>
-              <w:bottom w:w="100" w:type="dxa"/>
-              <w:left w:w="150" w:type="dxa"/>
-              <w:right w:w="150" w:type="dxa"/>
-            </w:tcMar>
-          </w:tcPr>
-          <w:p>
-            <w:r>
-              <w:rPr>
-                <w:b/>
-                <w:color w:val="276749"/>
-                <w:sz w:val="19"/>
-              </w:rPr>
-              <w:t xml:space="preserve">💡 Speed Hack / Trick: </w:t>
-            </w:r>
-            <w:r>
-              <w:rPr>
-                <w:color w:val="2D3748"/>
-                <w:sz w:val="19"/>
-              </w:rPr>
-              <w:t>Focus on high-yield formulas and standard limiting approximations tested in Basics Of Organic Chemistry PYQs.</w:t>
             </w:r>
           </w:p>
         </w:tc>

--- a/data/exports/kcet-iupac-nomenclature_revision_notes.docx
+++ b/data/exports/kcet-iupac-nomenclature_revision_notes.docx
@@ -189,7 +189,7 @@
                 <w:color w:val="2D3748"/>
                 <w:sz w:val="19"/>
               </w:rPr>
-              <w:t>Basics Of Organic Chemistry — Applied Cases, Reactions &amp; Traps</w:t>
+              <w:t>IUPAC Nomenclature &amp; Functional Group Priority</w:t>
             </w:r>
           </w:p>
         </w:tc>
@@ -209,7 +209,7 @@
               <w:rPr>
                 <w:sz w:val="19"/>
               </w:rPr>
-              <w:t>4 PYQs</w:t>
+              <w:t>5 PYQs</w:t>
             </w:r>
           </w:p>
         </w:tc>
@@ -230,181 +230,7 @@
                 <w:color w:val="718096"/>
                 <w:sz w:val="19"/>
               </w:rPr>
-              <w:t>Applied Topics</w:t>
-            </w:r>
-          </w:p>
-        </w:tc>
-      </w:tr>
-      <w:tr>
-        <w:tc>
-          <w:tcPr>
-            <w:tcW w:type="dxa" w:w="2160"/>
-            <w:shd w:fill="FFFFFF"/>
-            <w:tcMar>
-              <w:top w:w="80" w:type="dxa"/>
-              <w:bottom w:w="80" w:type="dxa"/>
-              <w:left w:w="150" w:type="dxa"/>
-              <w:right w:w="150" w:type="dxa"/>
-            </w:tcMar>
-          </w:tcPr>
-          <w:p>
-            <w:r>
-              <w:rPr>
-                <w:b/>
-                <w:color w:val="718096"/>
-                <w:sz w:val="19"/>
-              </w:rPr>
-              <w:t>Standard</w:t>
-            </w:r>
-          </w:p>
-        </w:tc>
-        <w:tc>
-          <w:tcPr>
-            <w:tcW w:type="dxa" w:w="4320"/>
-            <w:shd w:fill="FFFFFF"/>
-            <w:tcMar>
-              <w:top w:w="80" w:type="dxa"/>
-              <w:bottom w:w="80" w:type="dxa"/>
-              <w:left w:w="150" w:type="dxa"/>
-              <w:right w:w="150" w:type="dxa"/>
-            </w:tcMar>
-          </w:tcPr>
-          <w:p>
-            <w:r>
-              <w:rPr>
-                <w:b/>
-                <w:color w:val="2D3748"/>
-                <w:sz w:val="19"/>
-              </w:rPr>
-              <w:t>Basics Of Organic Chemistry — Core Principles &amp; Governing Laws</w:t>
-            </w:r>
-          </w:p>
-        </w:tc>
-        <w:tc>
-          <w:tcPr>
-            <w:tcW w:type="dxa" w:w="1728"/>
-            <w:shd w:fill="FFFFFF"/>
-            <w:tcMar>
-              <w:top w:w="80" w:type="dxa"/>
-              <w:bottom w:w="80" w:type="dxa"/>
-              <w:left w:w="150" w:type="dxa"/>
-              <w:right w:w="150" w:type="dxa"/>
-            </w:tcMar>
-          </w:tcPr>
-          <w:p>
-            <w:r>
-              <w:rPr>
-                <w:sz w:val="19"/>
-              </w:rPr>
-              <w:t>1 PYQs</w:t>
-            </w:r>
-          </w:p>
-        </w:tc>
-        <w:tc>
-          <w:tcPr>
-            <w:tcW w:type="dxa" w:w="1872"/>
-            <w:shd w:fill="FFFFFF"/>
-            <w:tcMar>
-              <w:top w:w="80" w:type="dxa"/>
-              <w:bottom w:w="80" w:type="dxa"/>
-              <w:left w:w="150" w:type="dxa"/>
-              <w:right w:w="150" w:type="dxa"/>
-            </w:tcMar>
-          </w:tcPr>
-          <w:p>
-            <w:r>
-              <w:rPr>
-                <w:color w:val="718096"/>
-                <w:sz w:val="19"/>
-              </w:rPr>
-              <w:t>Core Principle</w:t>
-            </w:r>
-          </w:p>
-        </w:tc>
-      </w:tr>
-      <w:tr>
-        <w:tc>
-          <w:tcPr>
-            <w:tcW w:type="dxa" w:w="2160"/>
-            <w:shd w:fill="F7FAFC"/>
-            <w:tcMar>
-              <w:top w:w="80" w:type="dxa"/>
-              <w:bottom w:w="80" w:type="dxa"/>
-              <w:left w:w="150" w:type="dxa"/>
-              <w:right w:w="150" w:type="dxa"/>
-            </w:tcMar>
-          </w:tcPr>
-          <w:p>
-            <w:r>
-              <w:rPr>
-                <w:b/>
-                <w:color w:val="718096"/>
-                <w:sz w:val="19"/>
-              </w:rPr>
-              <w:t>Standard</w:t>
-            </w:r>
-          </w:p>
-        </w:tc>
-        <w:tc>
-          <w:tcPr>
-            <w:tcW w:type="dxa" w:w="4320"/>
-            <w:shd w:fill="F7FAFC"/>
-            <w:tcMar>
-              <w:top w:w="80" w:type="dxa"/>
-              <w:bottom w:w="80" w:type="dxa"/>
-              <w:left w:w="150" w:type="dxa"/>
-              <w:right w:w="150" w:type="dxa"/>
-            </w:tcMar>
-          </w:tcPr>
-          <w:p>
-            <w:r>
-              <w:rPr>
-                <w:b/>
-                <w:color w:val="2D3748"/>
-                <w:sz w:val="19"/>
-              </w:rPr>
-              <w:t>Basics Of Organic Chemistry — Standard Calculations &amp; Problem Archetypes</w:t>
-            </w:r>
-          </w:p>
-        </w:tc>
-        <w:tc>
-          <w:tcPr>
-            <w:tcW w:type="dxa" w:w="1728"/>
-            <w:shd w:fill="F7FAFC"/>
-            <w:tcMar>
-              <w:top w:w="80" w:type="dxa"/>
-              <w:bottom w:w="80" w:type="dxa"/>
-              <w:left w:w="150" w:type="dxa"/>
-              <w:right w:w="150" w:type="dxa"/>
-            </w:tcMar>
-          </w:tcPr>
-          <w:p>
-            <w:r>
-              <w:rPr>
-                <w:sz w:val="19"/>
-              </w:rPr>
-              <w:t>0 PYQs</w:t>
-            </w:r>
-          </w:p>
-        </w:tc>
-        <w:tc>
-          <w:tcPr>
-            <w:tcW w:type="dxa" w:w="1872"/>
-            <w:shd w:fill="F7FAFC"/>
-            <w:tcMar>
-              <w:top w:w="80" w:type="dxa"/>
-              <w:bottom w:w="80" w:type="dxa"/>
-              <w:left w:w="150" w:type="dxa"/>
-              <w:right w:w="150" w:type="dxa"/>
-            </w:tcMar>
-          </w:tcPr>
-          <w:p>
-            <w:r>
-              <w:rPr>
-                <w:color w:val="718096"/>
-                <w:sz w:val="19"/>
-              </w:rPr>
-              <w:t>Quantitative Analysis</w:t>
+              <w:t>Nomenclature</w:t>
             </w:r>
           </w:p>
         </w:tc>
@@ -504,7 +330,7 @@
                 <w:color w:val="1A365D"/>
                 <w:sz w:val="19"/>
               </w:rPr>
-              <w:t>Basics Of Organic Chemistry — Applied Cases, Reactions &amp; Traps</w:t>
+              <w:t>IUPAC Nomenclature &amp; Functional Group Priority</w:t>
             </w:r>
           </w:p>
         </w:tc>
@@ -526,7 +352,7 @@
                 <w:color w:val="2D3748"/>
                 <w:sz w:val="19"/>
               </w:rPr>
-              <w:t>HC \equiv C-CH=CH-CH=CH_{2}, \quad \text{C}_{20}\text{H}_{42}, \quad \text{C}_{n}\text{H}_{2n+2}</w:t>
+              <w:t>\text{IUPAC Format: } \text{Prefix} + \text{Root Word} + \text{Primary Suffix} + \text{Secondary Suffix}</w:t>
             </w:r>
           </w:p>
         </w:tc>
@@ -558,7 +384,7 @@
           <w:color w:val="2B6CB0"/>
           <w:sz w:val="24"/>
         </w:rPr>
-        <w:t>3.1 Basics Of Organic Chemistry — Applied Cases, Reactions &amp; Traps (Moderate Yield — 4 PYQs)</w:t>
+        <w:t>3.1 IUPAC Nomenclature &amp; Functional Group Priority (Moderate Yield — 5 PYQs)</w:t>
       </w:r>
     </w:p>
     <w:p>
@@ -573,7 +399,7 @@
         <w:rPr>
           <w:sz w:val="20"/>
         </w:rPr>
-        <w:t>Special cases, experimental observations, and conceptual traps designed to test deep understanding of Basics Of Organic Chemistry.</w:t>
+        <w:t>IUPAC rules: Identify longest continuous carbon chain containing the principal functional group. Priority order of functional groups: -COOH &gt; -SO_3H &gt; -COOR &gt; -COCl &gt; -CONH_2 &gt; -CN &gt; -CHO &gt; &gt;C=O &gt; -OH &gt; -NH_2 &gt; &gt;C=C&lt; &gt; -C\equivC-.</w:t>
       </w:r>
     </w:p>
     <w:tbl>
@@ -611,7 +437,7 @@
                 <w:color w:val="2D3748"/>
                 <w:sz w:val="19"/>
               </w:rPr>
-              <w:t>Read questions carefully for keywords like 'incorrect', 'not true', or non-standard conditions.</w:t>
+              <w:t>In numbering when double and triple bonds are at identical positions from opposite ends, double bond gets the lower locant ('en' before 'yne').</w:t>
             </w:r>
           </w:p>
         </w:tc>
@@ -652,7 +478,7 @@
                 <w:color w:val="2D3748"/>
                 <w:sz w:val="19"/>
               </w:rPr>
-              <w:t>Elimination of extreme or unphysical answer choices improves accuracy in assertion-reason and multiple-statement questions.</w:t>
+              <w:t>Look at the principal suffix like -oic acid vs -oate vs -al to eliminate options quickly.</w:t>
             </w:r>
           </w:p>
         </w:tc>
@@ -742,341 +568,6 @@
           <w:sz w:val="18"/>
         </w:rPr>
         <w:t xml:space="preserve">"IUPAC name of the compound is..."  </w:t>
-      </w:r>
-      <w:r>
-        <w:rPr>
-          <w:b/>
-          <w:color w:val="2B6CB0"/>
-          <w:sz w:val="18"/>
-        </w:rPr>
-        <w:t>[Ans: N/A]</w:t>
-      </w:r>
-    </w:p>
-    <w:p>
-      <w:pPr>
-        <w:spacing w:after="120"/>
-      </w:pPr>
-    </w:p>
-    <w:p>
-      <w:pPr>
-        <w:pStyle w:val="Heading2"/>
-      </w:pPr>
-      <w:r>
-        <w:rPr>
-          <w:color w:val="2B6CB0"/>
-          <w:sz w:val="24"/>
-        </w:rPr>
-        <w:t>3.2 Basics Of Organic Chemistry — Core Principles &amp; Governing Laws (Standard Yield — 1 PYQs)</w:t>
-      </w:r>
-    </w:p>
-    <w:p>
-      <w:r>
-        <w:rPr>
-          <w:b/>
-          <w:sz w:val="20"/>
-        </w:rPr>
-        <w:t xml:space="preserve">Core Principle: </w:t>
-      </w:r>
-      <w:r>
-        <w:rPr>
-          <w:sz w:val="20"/>
-        </w:rPr>
-        <w:t>Fundamental definitions, core postulates, and governing physical/chemical relations in Basics Of Organic Chemistry.</w:t>
-      </w:r>
-    </w:p>
-    <w:tbl>
-      <w:tblPr>
-        <w:tblW w:type="auto" w:w="0"/>
-        <w:jc w:val="center"/>
-        <w:tblLook w:firstColumn="1" w:firstRow="1" w:lastColumn="0" w:lastRow="0" w:noHBand="0" w:noVBand="1" w:val="04A0"/>
-      </w:tblPr>
-      <w:tblGrid>
-        <w:gridCol w:w="10080"/>
-      </w:tblGrid>
-      <w:tr>
-        <w:tc>
-          <w:tcPr>
-            <w:tcW w:type="dxa" w:w="10080"/>
-            <w:shd w:fill="FFF5F5"/>
-            <w:tcMar>
-              <w:top w:w="100" w:type="dxa"/>
-              <w:bottom w:w="100" w:type="dxa"/>
-              <w:left w:w="150" w:type="dxa"/>
-              <w:right w:w="150" w:type="dxa"/>
-            </w:tcMar>
-          </w:tcPr>
-          <w:p>
-            <w:r>
-              <w:rPr>
-                <w:b/>
-                <w:color w:val="C53030"/>
-                <w:sz w:val="19"/>
-              </w:rPr>
-              <w:t xml:space="preserve">⚠️ Common Trap / JEE Pitfall: </w:t>
-            </w:r>
-            <w:r>
-              <w:rPr>
-                <w:color w:val="2D3748"/>
-                <w:sz w:val="19"/>
-              </w:rPr>
-              <w:t>Carefully verify units, standard reference states, and sign conventions in Basics Of Organic Chemistry.</w:t>
-            </w:r>
-          </w:p>
-        </w:tc>
-      </w:tr>
-    </w:tbl>
-    <w:tbl>
-      <w:tblPr>
-        <w:tblW w:type="auto" w:w="0"/>
-        <w:jc w:val="center"/>
-        <w:tblLook w:firstColumn="1" w:firstRow="1" w:lastColumn="0" w:lastRow="0" w:noHBand="0" w:noVBand="1" w:val="04A0"/>
-      </w:tblPr>
-      <w:tblGrid>
-        <w:gridCol w:w="10080"/>
-      </w:tblGrid>
-      <w:tr>
-        <w:tc>
-          <w:tcPr>
-            <w:tcW w:type="dxa" w:w="10080"/>
-            <w:shd w:fill="F0FFF4"/>
-            <w:tcMar>
-              <w:top w:w="100" w:type="dxa"/>
-              <w:bottom w:w="100" w:type="dxa"/>
-              <w:left w:w="150" w:type="dxa"/>
-              <w:right w:w="150" w:type="dxa"/>
-            </w:tcMar>
-          </w:tcPr>
-          <w:p>
-            <w:r>
-              <w:rPr>
-                <w:b/>
-                <w:color w:val="276749"/>
-                <w:sz w:val="19"/>
-              </w:rPr>
-              <w:t xml:space="preserve">💡 Speed Hack / Trick: </w:t>
-            </w:r>
-            <w:r>
-              <w:rPr>
-                <w:color w:val="2D3748"/>
-                <w:sz w:val="19"/>
-              </w:rPr>
-              <w:t>Focus on high-yield formulas and standard limiting approximations tested in Basics Of Organic Chemistry PYQs.</w:t>
-            </w:r>
-          </w:p>
-        </w:tc>
-      </w:tr>
-    </w:tbl>
-    <w:p>
-      <w:pPr>
-        <w:spacing w:before="120" w:after="40"/>
-      </w:pPr>
-      <w:r>
-        <w:rPr>
-          <w:b/>
-          <w:color w:val="1A365D"/>
-          <w:sz w:val="19"/>
-        </w:rPr>
-        <w:t>Source PYQs testing this concept:</w:t>
-      </w:r>
-    </w:p>
-    <w:p>
-      <w:pPr>
-        <w:pStyle w:val="ListBullet"/>
-        <w:spacing w:after="40"/>
-      </w:pPr>
-      <w:r>
-        <w:rPr>
-          <w:b/>
-          <w:sz w:val="18"/>
-        </w:rPr>
-        <w:t xml:space="preserve">[2021 Shift] Q#1 (MCQ): </w:t>
-      </w:r>
-      <w:r>
-        <w:rPr>
-          <w:sz w:val="18"/>
-        </w:rPr>
-        <w:t xml:space="preserve">"The correct IUPAC name of..."  </w:t>
-      </w:r>
-      <w:r>
-        <w:rPr>
-          <w:b/>
-          <w:color w:val="2B6CB0"/>
-          <w:sz w:val="18"/>
-        </w:rPr>
-        <w:t>[Ans: N/A]</w:t>
-      </w:r>
-    </w:p>
-    <w:p>
-      <w:pPr>
-        <w:spacing w:after="120"/>
-      </w:pPr>
-    </w:p>
-    <w:p>
-      <w:pPr>
-        <w:pStyle w:val="Heading2"/>
-      </w:pPr>
-      <w:r>
-        <w:rPr>
-          <w:color w:val="2B6CB0"/>
-          <w:sz w:val="24"/>
-        </w:rPr>
-        <w:t>3.3 Basics Of Organic Chemistry — Standard Calculations &amp; Problem Archetypes (Standard Yield — 0 PYQs)</w:t>
-      </w:r>
-    </w:p>
-    <w:p>
-      <w:r>
-        <w:rPr>
-          <w:b/>
-          <w:sz w:val="20"/>
-        </w:rPr>
-        <w:t xml:space="preserve">Core Principle: </w:t>
-      </w:r>
-      <w:r>
-        <w:rPr>
-          <w:sz w:val="20"/>
-        </w:rPr>
-        <w:t>Quantitative numerical problem-solving techniques and standard question patterns frequently seen in Basics Of Organic Chemistry.</w:t>
-      </w:r>
-    </w:p>
-    <w:tbl>
-      <w:tblPr>
-        <w:tblW w:type="auto" w:w="0"/>
-        <w:jc w:val="center"/>
-        <w:tblLook w:firstColumn="1" w:firstRow="1" w:lastColumn="0" w:lastRow="0" w:noHBand="0" w:noVBand="1" w:val="04A0"/>
-      </w:tblPr>
-      <w:tblGrid>
-        <w:gridCol w:w="10080"/>
-      </w:tblGrid>
-      <w:tr>
-        <w:tc>
-          <w:tcPr>
-            <w:tcW w:type="dxa" w:w="10080"/>
-            <w:shd w:fill="FFF5F5"/>
-            <w:tcMar>
-              <w:top w:w="100" w:type="dxa"/>
-              <w:bottom w:w="100" w:type="dxa"/>
-              <w:left w:w="150" w:type="dxa"/>
-              <w:right w:w="150" w:type="dxa"/>
-            </w:tcMar>
-          </w:tcPr>
-          <w:p>
-            <w:r>
-              <w:rPr>
-                <w:b/>
-                <w:color w:val="C53030"/>
-                <w:sz w:val="19"/>
-              </w:rPr>
-              <w:t xml:space="preserve">⚠️ Common Trap / JEE Pitfall: </w:t>
-            </w:r>
-            <w:r>
-              <w:rPr>
-                <w:color w:val="2D3748"/>
-                <w:sz w:val="19"/>
-              </w:rPr>
-              <w:t>Watch for algebraic rounding, stoichiometric balancing, and boundary condition checks.</w:t>
-            </w:r>
-          </w:p>
-        </w:tc>
-      </w:tr>
-    </w:tbl>
-    <w:tbl>
-      <w:tblPr>
-        <w:tblW w:type="auto" w:w="0"/>
-        <w:jc w:val="center"/>
-        <w:tblLook w:firstColumn="1" w:firstRow="1" w:lastColumn="0" w:lastRow="0" w:noHBand="0" w:noVBand="1" w:val="04A0"/>
-      </w:tblPr>
-      <w:tblGrid>
-        <w:gridCol w:w="10080"/>
-      </w:tblGrid>
-      <w:tr>
-        <w:tc>
-          <w:tcPr>
-            <w:tcW w:type="dxa" w:w="10080"/>
-            <w:shd w:fill="F0FFF4"/>
-            <w:tcMar>
-              <w:top w:w="100" w:type="dxa"/>
-              <w:bottom w:w="100" w:type="dxa"/>
-              <w:left w:w="150" w:type="dxa"/>
-              <w:right w:w="150" w:type="dxa"/>
-            </w:tcMar>
-          </w:tcPr>
-          <w:p>
-            <w:r>
-              <w:rPr>
-                <w:b/>
-                <w:color w:val="276749"/>
-                <w:sz w:val="19"/>
-              </w:rPr>
-              <w:t xml:space="preserve">💡 Speed Hack / Trick: </w:t>
-            </w:r>
-            <w:r>
-              <w:rPr>
-                <w:color w:val="2D3748"/>
-                <w:sz w:val="19"/>
-              </w:rPr>
-              <w:t>Dimensional consistency checks and ratio comparisons can quickly eliminate incorrect options.</w:t>
-            </w:r>
-          </w:p>
-        </w:tc>
-      </w:tr>
-    </w:tbl>
-    <w:p>
-      <w:pPr>
-        <w:spacing w:before="120" w:after="40"/>
-      </w:pPr>
-      <w:r>
-        <w:rPr>
-          <w:b/>
-          <w:color w:val="1A365D"/>
-          <w:sz w:val="19"/>
-        </w:rPr>
-        <w:t>Source PYQs testing this concept:</w:t>
-      </w:r>
-    </w:p>
-    <w:p>
-      <w:pPr>
-        <w:pStyle w:val="ListBullet"/>
-        <w:spacing w:after="40"/>
-      </w:pPr>
-      <w:r>
-        <w:rPr>
-          <w:b/>
-          <w:sz w:val="18"/>
-        </w:rPr>
-        <w:t xml:space="preserve">[2026 Shift] Q#1 (MCQ): </w:t>
-      </w:r>
-      <w:r>
-        <w:rPr>
-          <w:sz w:val="18"/>
-        </w:rPr>
-        <w:t xml:space="preserve">"The compound with molecular formula C_(20)H_(42) is..."  </w:t>
-      </w:r>
-      <w:r>
-        <w:rPr>
-          <w:b/>
-          <w:color w:val="2B6CB0"/>
-          <w:sz w:val="18"/>
-        </w:rPr>
-        <w:t>[Ans: C]</w:t>
-      </w:r>
-    </w:p>
-    <w:p>
-      <w:pPr>
-        <w:pStyle w:val="ListBullet"/>
-        <w:spacing w:after="40"/>
-      </w:pPr>
-      <w:r>
-        <w:rPr>
-          <w:b/>
-          <w:sz w:val="18"/>
-        </w:rPr>
-        <w:t xml:space="preserve">[2025 Shift] Q#2 (MCQ): </w:t>
-      </w:r>
-      <w:r>
-        <w:rPr>
-          <w:sz w:val="18"/>
-        </w:rPr>
-        <w:t xml:space="preserve">"The IUPAC name of the given organic compound is HC ≡ C-CH=CH-CH=CH_(2)..."  </w:t>
       </w:r>
       <w:r>
         <w:rPr>
